--- a/downloads/documents/05 Materials/Unit 02/Slides/Slides 02.10 - Ways to Pay.docx
+++ b/downloads/documents/05 Materials/Unit 02/Slides/Slides 02.10 - Ways to Pay.docx
@@ -6,9 +6,9 @@
       <w:pPr>
         <w:pStyle w:val="Heading1"/>
       </w:pPr>
-      <w:bookmarkStart w:id="20" w:name="slides-02.10-ways-to-pay"/>
-      <w:r>
-        <w:t xml:space="preserve">Slides 02.10: Ways to Pay</w:t>
+      <w:bookmarkStart w:id="20" w:name="slides-2.10-ways-to-pay"/>
+      <w:r>
+        <w:t xml:space="preserve">Slides 2.10: Ways to Pay</w:t>
       </w:r>
       <w:bookmarkEnd w:id="20"/>
     </w:p>

--- a/downloads/documents/05 Materials/Unit 02/Slides/Slides 02.10 - Ways to Pay.docx
+++ b/downloads/documents/05 Materials/Unit 02/Slides/Slides 02.10 - Ways to Pay.docx
@@ -563,7 +563,7 @@
         <w:pStyle w:val="Compact"/>
       </w:pPr>
       <w:r>
-        <w:t xml:space="preserve">Two of these spend money you already have, right now. One spends the bank’s money.</w:t>
+        <w:t xml:space="preserve">Most of these spend money you already have. Only one spends the bank’s money. Which one?</w:t>
       </w:r>
     </w:p>
     <w:p>
@@ -725,7 +725,7 @@
         <w:pStyle w:val="Compact"/>
       </w:pPr>
       <w:r>
-        <w:t xml:space="preserve">Post the nine remaining lines. Carry the balance to the cent.</w:t>
+        <w:t xml:space="preserve">Post the nine remaining lines. Write the new balance on every line, to the cent.</w:t>
       </w:r>
     </w:p>
     <w:p>
